--- a/SKKN-XA-LAP-VO/210. DTNHAN-THCSVINHTHANH-LAPVO-DT.docx
+++ b/SKKN-XA-LAP-VO/210. DTNHAN-THCSVINHTHANH-LAPVO-DT.docx
@@ -542,7 +542,7 @@
           <w:tcPr>
             <w:tcW w:w="1134" w:type="dxa"/>
             <w:shd w:val="clear" w:color="auto" w:fill="FFFFFF"/>
-            <w:vAlign w:val="bottom"/>
+            <w:vAlign w:val="center"/>
           </w:tcPr>
           <w:p>
             <w:pPr>
@@ -566,7 +566,7 @@
                 <w:sz w:val="28"/>
                 <w:szCs w:val="28"/>
               </w:rPr>
-              <w:t xml:space="preserve">Tỷ lệ (%) đóng góp </w:t>
+              <w:t>Tỷ lệ (%) đóng góp</w:t>
             </w:r>
           </w:p>
           <w:p>
@@ -591,7 +591,7 @@
                 <w:sz w:val="28"/>
                 <w:szCs w:val="28"/>
               </w:rPr>
-              <w:t xml:space="preserve">vào việc tạo ra </w:t>
+              <w:t>vào việc tạo ra</w:t>
             </w:r>
           </w:p>
           <w:p>
@@ -614,7 +614,7 @@
                 <w:sz w:val="28"/>
                 <w:szCs w:val="28"/>
               </w:rPr>
-              <w:t xml:space="preserve">sáng kiến </w:t>
+              <w:t>sáng kiến</w:t>
             </w:r>
           </w:p>
         </w:tc>
@@ -6167,6 +6167,7 @@
       </w:pPr>
       <w:r>
         <w:rPr>
+          <w:noProof/>
           <w:color w:val="000000" w:themeColor="text1"/>
           <w:sz w:val="28"/>
           <w:szCs w:val="28"/>
